--- a/Knowledge/3-Work knowledge/1-Software Engineering/1-Software Engineering Fundamentals/5-My Source/4-Networks Devices/4-Types of Bridges/4-Wireless Bridge.docx
+++ b/Knowledge/3-Work knowledge/1-Software Engineering/1-Software Engineering Fundamentals/5-My Source/4-Networks Devices/4-Types of Bridges/4-Wireless Bridge.docx
@@ -4,44 +4,28 @@
   <w:body>
     <w:p>
       <w:pPr>
-        <w:keepNext/>
-        <w:keepLines/>
-        <w:spacing w:before="400" w:after="120" w:line="276" w:lineRule="auto"/>
-        <w:outlineLvl w:val="0"/>
-        <w:rPr>
-          <w:rFonts w:ascii="Arial" w:eastAsia="Arial" w:hAnsi="Arial" w:cs="Arial"/>
-          <w:kern w:val="0"/>
-          <w:sz w:val="40"/>
-          <w:szCs w:val="40"/>
-          <w:lang w:val="en"/>
-          <w14:ligatures w14:val="none"/>
+        <w:pStyle w:val="Heading1"/>
+        <w:rPr>
+          <w:rFonts w:eastAsia="Arial"/>
+          <w:lang w:val="en"/>
         </w:rPr>
       </w:pPr>
       <w:bookmarkStart w:id="0" w:name="_kqgokwhrq4lo" w:colFirst="0" w:colLast="0"/>
       <w:bookmarkEnd w:id="0"/>
       <w:r>
         <w:rPr>
-          <w:rFonts w:ascii="Arial" w:eastAsia="Arial" w:hAnsi="Arial" w:cs="Arial"/>
-          <w:kern w:val="0"/>
-          <w:sz w:val="40"/>
-          <w:szCs w:val="40"/>
-          <w:lang w:val="en"/>
-          <w14:ligatures w14:val="none"/>
+          <w:rFonts w:eastAsia="Arial"/>
+          <w:lang w:val="en"/>
         </w:rPr>
         <w:t>Wireless Bridge</w:t>
       </w:r>
     </w:p>
     <w:p>
       <w:pPr>
-        <w:spacing w:before="280" w:after="120" w:line="276" w:lineRule="auto"/>
-        <w:outlineLvl w:val="1"/>
-        <w:rPr>
-          <w:rFonts w:ascii="Arial" w:eastAsia="Arial" w:hAnsi="Arial" w:cs="Arial"/>
-          <w:kern w:val="0"/>
-          <w:sz w:val="32"/>
-          <w:szCs w:val="32"/>
-          <w:lang w:val="en"/>
-          <w14:ligatures w14:val="none"/>
+        <w:pStyle w:val="Heading2"/>
+        <w:rPr>
+          <w:rFonts w:eastAsia="Arial"/>
+          <w:lang w:val="en"/>
         </w:rPr>
       </w:pPr>
       <w:bookmarkStart w:id="1" w:name="_p234v75vkac" w:colFirst="0" w:colLast="0"/>
@@ -49,22 +33,14 @@
       <w:r>
         <w:rPr>
           <w:rFonts w:ascii="Segoe UI Emoji" w:eastAsia="Arial" w:hAnsi="Segoe UI Emoji" w:cs="Segoe UI Emoji"/>
-          <w:kern w:val="0"/>
-          <w:sz w:val="32"/>
-          <w:szCs w:val="32"/>
-          <w:lang w:val="en"/>
-          <w14:ligatures w14:val="none"/>
+          <w:lang w:val="en"/>
         </w:rPr>
         <w:t>📶</w:t>
       </w:r>
       <w:r>
         <w:rPr>
-          <w:rFonts w:ascii="Arial" w:eastAsia="Arial" w:hAnsi="Arial" w:cs="Arial"/>
-          <w:kern w:val="0"/>
-          <w:sz w:val="32"/>
-          <w:szCs w:val="32"/>
-          <w:lang w:val="en"/>
-          <w14:ligatures w14:val="none"/>
+          <w:rFonts w:eastAsia="Arial"/>
+          <w:lang w:val="en"/>
         </w:rPr>
         <w:t xml:space="preserve"> What is a Wireless Bridge?</w:t>
       </w:r>
@@ -362,15 +338,10 @@
     </w:p>
     <w:p>
       <w:pPr>
-        <w:spacing w:before="280" w:after="120" w:line="276" w:lineRule="auto"/>
-        <w:outlineLvl w:val="1"/>
-        <w:rPr>
-          <w:rFonts w:ascii="Arial" w:eastAsia="Arial" w:hAnsi="Arial" w:cs="Arial"/>
-          <w:kern w:val="0"/>
-          <w:sz w:val="32"/>
-          <w:szCs w:val="32"/>
-          <w:lang w:val="en"/>
-          <w14:ligatures w14:val="none"/>
+        <w:pStyle w:val="Heading2"/>
+        <w:rPr>
+          <w:rFonts w:eastAsia="Arial"/>
+          <w:lang w:val="en"/>
         </w:rPr>
       </w:pPr>
       <w:bookmarkStart w:id="2" w:name="_pm92sq1d74dp" w:colFirst="0" w:colLast="0"/>
@@ -378,22 +349,14 @@
       <w:r>
         <w:rPr>
           <w:rFonts w:ascii="Segoe UI Emoji" w:eastAsia="Arial" w:hAnsi="Segoe UI Emoji" w:cs="Segoe UI Emoji"/>
-          <w:kern w:val="0"/>
-          <w:sz w:val="32"/>
-          <w:szCs w:val="32"/>
-          <w:lang w:val="en"/>
-          <w14:ligatures w14:val="none"/>
+          <w:lang w:val="en"/>
         </w:rPr>
         <w:t>🔄</w:t>
       </w:r>
       <w:r>
         <w:rPr>
-          <w:rFonts w:ascii="Arial" w:eastAsia="Arial" w:hAnsi="Arial" w:cs="Arial"/>
-          <w:kern w:val="0"/>
-          <w:sz w:val="32"/>
-          <w:szCs w:val="32"/>
-          <w:lang w:val="en"/>
-          <w14:ligatures w14:val="none"/>
+          <w:rFonts w:eastAsia="Arial"/>
+          <w:lang w:val="en"/>
         </w:rPr>
         <w:t xml:space="preserve"> What It Does</w:t>
       </w:r>
@@ -949,6 +912,7 @@
                 <w:lang w:val="en"/>
                 <w14:ligatures w14:val="none"/>
               </w:rPr>
+              <w:lastRenderedPageBreak/>
               <w:t>No need for internet</w:t>
             </w:r>
           </w:p>
@@ -1022,15 +986,10 @@
     </w:p>
     <w:p>
       <w:pPr>
-        <w:spacing w:before="280" w:after="120" w:line="276" w:lineRule="auto"/>
-        <w:outlineLvl w:val="1"/>
-        <w:rPr>
-          <w:rFonts w:ascii="Arial" w:eastAsia="Arial" w:hAnsi="Arial" w:cs="Arial"/>
-          <w:kern w:val="0"/>
-          <w:sz w:val="32"/>
-          <w:szCs w:val="32"/>
-          <w:lang w:val="en"/>
-          <w14:ligatures w14:val="none"/>
+        <w:pStyle w:val="Heading2"/>
+        <w:rPr>
+          <w:rFonts w:eastAsia="Arial"/>
+          <w:lang w:val="en"/>
         </w:rPr>
       </w:pPr>
       <w:bookmarkStart w:id="3" w:name="_32cr8slb6yfl" w:colFirst="0" w:colLast="0"/>
@@ -1038,22 +997,14 @@
       <w:r>
         <w:rPr>
           <w:rFonts w:ascii="Segoe UI Emoji" w:eastAsia="Arial" w:hAnsi="Segoe UI Emoji" w:cs="Segoe UI Emoji"/>
-          <w:kern w:val="0"/>
-          <w:sz w:val="32"/>
-          <w:szCs w:val="32"/>
-          <w:lang w:val="en"/>
-          <w14:ligatures w14:val="none"/>
+          <w:lang w:val="en"/>
         </w:rPr>
         <w:t>📶</w:t>
       </w:r>
       <w:r>
         <w:rPr>
-          <w:rFonts w:ascii="Arial" w:eastAsia="Arial" w:hAnsi="Arial" w:cs="Arial"/>
-          <w:kern w:val="0"/>
-          <w:sz w:val="32"/>
-          <w:szCs w:val="32"/>
-          <w:lang w:val="en"/>
-          <w14:ligatures w14:val="none"/>
+          <w:rFonts w:eastAsia="Arial"/>
+          <w:lang w:val="en"/>
         </w:rPr>
         <w:t xml:space="preserve"> Wireless Bridge Setup Example</w:t>
       </w:r>
@@ -1550,15 +1501,10 @@
     </w:p>
     <w:p>
       <w:pPr>
-        <w:spacing w:before="280" w:after="120" w:line="276" w:lineRule="auto"/>
-        <w:outlineLvl w:val="1"/>
-        <w:rPr>
-          <w:rFonts w:ascii="Arial" w:eastAsia="Arial" w:hAnsi="Arial" w:cs="Arial"/>
-          <w:kern w:val="0"/>
-          <w:sz w:val="32"/>
-          <w:szCs w:val="32"/>
-          <w:lang w:val="en"/>
-          <w14:ligatures w14:val="none"/>
+        <w:pStyle w:val="Heading2"/>
+        <w:rPr>
+          <w:rFonts w:eastAsia="Arial"/>
+          <w:lang w:val="en"/>
         </w:rPr>
       </w:pPr>
       <w:bookmarkStart w:id="4" w:name="_3ya2p0oj9j4u" w:colFirst="0" w:colLast="0"/>
@@ -1566,22 +1512,14 @@
       <w:r>
         <w:rPr>
           <w:rFonts w:ascii="Segoe UI Emoji" w:eastAsia="Arial" w:hAnsi="Segoe UI Emoji" w:cs="Segoe UI Emoji"/>
-          <w:kern w:val="0"/>
-          <w:sz w:val="32"/>
-          <w:szCs w:val="32"/>
-          <w:lang w:val="en"/>
-          <w14:ligatures w14:val="none"/>
+          <w:lang w:val="en"/>
         </w:rPr>
         <w:t>📦</w:t>
       </w:r>
       <w:r>
         <w:rPr>
-          <w:rFonts w:ascii="Arial" w:eastAsia="Arial" w:hAnsi="Arial" w:cs="Arial"/>
-          <w:kern w:val="0"/>
-          <w:sz w:val="32"/>
-          <w:szCs w:val="32"/>
-          <w:lang w:val="en"/>
-          <w14:ligatures w14:val="none"/>
+          <w:rFonts w:eastAsia="Arial"/>
+          <w:lang w:val="en"/>
         </w:rPr>
         <w:t xml:space="preserve"> Types of Wireless Bridges</w:t>
       </w:r>
@@ -1688,6 +1626,7 @@
           <w:lang w:val="en"/>
           <w14:ligatures w14:val="none"/>
         </w:rPr>
+        <w:lastRenderedPageBreak/>
         <w:drawing>
           <wp:inline distT="114300" distB="114300" distL="114300" distR="114300" wp14:anchorId="0D250837" wp14:editId="60B8DBB4">
             <wp:extent cx="5943600" cy="1752600"/>
@@ -2269,15 +2208,10 @@
     </w:p>
     <w:p>
       <w:pPr>
-        <w:spacing w:before="280" w:after="120" w:line="276" w:lineRule="auto"/>
-        <w:outlineLvl w:val="1"/>
-        <w:rPr>
-          <w:rFonts w:ascii="Arial" w:eastAsia="Arial" w:hAnsi="Arial" w:cs="Arial"/>
-          <w:kern w:val="0"/>
-          <w:sz w:val="32"/>
-          <w:szCs w:val="32"/>
-          <w:lang w:val="en"/>
-          <w14:ligatures w14:val="none"/>
+        <w:pStyle w:val="Heading2"/>
+        <w:rPr>
+          <w:rFonts w:eastAsia="Arial"/>
+          <w:lang w:val="en"/>
         </w:rPr>
       </w:pPr>
       <w:bookmarkStart w:id="5" w:name="_v5z7k7ok4l2p" w:colFirst="0" w:colLast="0"/>
@@ -2285,22 +2219,14 @@
       <w:r>
         <w:rPr>
           <w:rFonts w:ascii="Segoe UI Emoji" w:eastAsia="Arial" w:hAnsi="Segoe UI Emoji" w:cs="Segoe UI Emoji"/>
-          <w:kern w:val="0"/>
-          <w:sz w:val="32"/>
-          <w:szCs w:val="32"/>
-          <w:lang w:val="en"/>
-          <w14:ligatures w14:val="none"/>
+          <w:lang w:val="en"/>
         </w:rPr>
         <w:t>🛠️</w:t>
       </w:r>
       <w:r>
         <w:rPr>
-          <w:rFonts w:ascii="Arial" w:eastAsia="Arial" w:hAnsi="Arial" w:cs="Arial"/>
-          <w:kern w:val="0"/>
-          <w:sz w:val="32"/>
-          <w:szCs w:val="32"/>
-          <w:lang w:val="en"/>
-          <w14:ligatures w14:val="none"/>
+          <w:rFonts w:eastAsia="Arial"/>
+          <w:lang w:val="en"/>
         </w:rPr>
         <w:t xml:space="preserve"> Typical Use Cases</w:t>
       </w:r>
@@ -2626,6 +2552,7 @@
           <w:lang w:val="en"/>
           <w14:ligatures w14:val="none"/>
         </w:rPr>
+        <w:lastRenderedPageBreak/>
         <w:pict w14:anchorId="1F150352">
           <v:rect id="_x0000_i1029" style="width:0;height:1.5pt" o:hralign="center" o:hrstd="t" o:hr="t" fillcolor="#a0a0a0" stroked="f"/>
         </w:pict>
@@ -2633,15 +2560,10 @@
     </w:p>
     <w:p>
       <w:pPr>
-        <w:spacing w:before="280" w:after="120" w:line="276" w:lineRule="auto"/>
-        <w:outlineLvl w:val="1"/>
-        <w:rPr>
-          <w:rFonts w:ascii="Arial" w:eastAsia="Arial" w:hAnsi="Arial" w:cs="Arial"/>
-          <w:kern w:val="0"/>
-          <w:sz w:val="32"/>
-          <w:szCs w:val="32"/>
-          <w:lang w:val="en"/>
-          <w14:ligatures w14:val="none"/>
+        <w:pStyle w:val="Heading2"/>
+        <w:rPr>
+          <w:rFonts w:eastAsia="Arial"/>
+          <w:lang w:val="en"/>
         </w:rPr>
       </w:pPr>
       <w:bookmarkStart w:id="6" w:name="_1lbczd68ers0" w:colFirst="0" w:colLast="0"/>
@@ -2649,22 +2571,14 @@
       <w:r>
         <w:rPr>
           <w:rFonts w:ascii="Segoe UI Emoji" w:eastAsia="Arial" w:hAnsi="Segoe UI Emoji" w:cs="Segoe UI Emoji"/>
-          <w:kern w:val="0"/>
-          <w:sz w:val="32"/>
-          <w:szCs w:val="32"/>
-          <w:lang w:val="en"/>
-          <w14:ligatures w14:val="none"/>
+          <w:lang w:val="en"/>
         </w:rPr>
         <w:t>🆚</w:t>
       </w:r>
       <w:r>
         <w:rPr>
-          <w:rFonts w:ascii="Arial" w:eastAsia="Arial" w:hAnsi="Arial" w:cs="Arial"/>
-          <w:kern w:val="0"/>
-          <w:sz w:val="32"/>
-          <w:szCs w:val="32"/>
-          <w:lang w:val="en"/>
-          <w14:ligatures w14:val="none"/>
+          <w:rFonts w:eastAsia="Arial"/>
+          <w:lang w:val="en"/>
         </w:rPr>
         <w:t xml:space="preserve"> Wireless Bridge vs Wi-Fi Repeater/Extender</w:t>
       </w:r>
@@ -3401,15 +3315,10 @@
     </w:p>
     <w:p>
       <w:pPr>
-        <w:spacing w:before="280" w:after="120" w:line="276" w:lineRule="auto"/>
-        <w:outlineLvl w:val="1"/>
-        <w:rPr>
-          <w:rFonts w:ascii="Arial" w:eastAsia="Arial" w:hAnsi="Arial" w:cs="Arial"/>
-          <w:kern w:val="0"/>
-          <w:sz w:val="32"/>
-          <w:szCs w:val="32"/>
-          <w:lang w:val="en"/>
-          <w14:ligatures w14:val="none"/>
+        <w:pStyle w:val="Heading2"/>
+        <w:rPr>
+          <w:rFonts w:ascii="Arial" w:eastAsia="Arial" w:hAnsi="Arial" w:cs="Arial"/>
+          <w:lang w:val="en"/>
         </w:rPr>
       </w:pPr>
       <w:bookmarkStart w:id="7" w:name="_st2yzn9vxoff" w:colFirst="0" w:colLast="0"/>
@@ -3417,22 +3326,14 @@
       <w:r>
         <w:rPr>
           <w:rFonts w:ascii="Segoe UI Emoji" w:eastAsia="Arial Unicode MS" w:hAnsi="Segoe UI Emoji" w:cs="Segoe UI Emoji"/>
-          <w:kern w:val="0"/>
-          <w:sz w:val="32"/>
-          <w:szCs w:val="32"/>
-          <w:lang w:val="en"/>
-          <w14:ligatures w14:val="none"/>
+          <w:lang w:val="en"/>
         </w:rPr>
         <w:t>✅</w:t>
       </w:r>
       <w:r>
         <w:rPr>
-          <w:rFonts w:ascii="Arial Unicode MS" w:eastAsia="Arial Unicode MS" w:hAnsi="Arial Unicode MS" w:cs="Arial Unicode MS"/>
-          <w:kern w:val="0"/>
-          <w:sz w:val="32"/>
-          <w:szCs w:val="32"/>
-          <w:lang w:val="en"/>
-          <w14:ligatures w14:val="none"/>
+          <w:rFonts w:eastAsia="Arial Unicode MS"/>
+          <w:lang w:val="en"/>
         </w:rPr>
         <w:t xml:space="preserve"> Pros</w:t>
       </w:r>
@@ -3751,15 +3652,10 @@
     </w:p>
     <w:p>
       <w:pPr>
-        <w:spacing w:before="280" w:after="120" w:line="276" w:lineRule="auto"/>
-        <w:outlineLvl w:val="1"/>
-        <w:rPr>
-          <w:rFonts w:ascii="Arial" w:eastAsia="Arial" w:hAnsi="Arial" w:cs="Arial"/>
-          <w:kern w:val="0"/>
-          <w:sz w:val="32"/>
-          <w:szCs w:val="32"/>
-          <w:lang w:val="en"/>
-          <w14:ligatures w14:val="none"/>
+        <w:pStyle w:val="Heading2"/>
+        <w:rPr>
+          <w:rFonts w:ascii="Arial" w:eastAsia="Arial" w:hAnsi="Arial" w:cs="Arial"/>
+          <w:lang w:val="en"/>
         </w:rPr>
       </w:pPr>
       <w:bookmarkStart w:id="8" w:name="_1u4qpfcco54t" w:colFirst="0" w:colLast="0"/>
@@ -3767,22 +3663,15 @@
       <w:r>
         <w:rPr>
           <w:rFonts w:ascii="Segoe UI Emoji" w:eastAsia="Arial Unicode MS" w:hAnsi="Segoe UI Emoji" w:cs="Segoe UI Emoji"/>
-          <w:kern w:val="0"/>
-          <w:sz w:val="32"/>
-          <w:szCs w:val="32"/>
-          <w:lang w:val="en"/>
-          <w14:ligatures w14:val="none"/>
-        </w:rPr>
+          <w:lang w:val="en"/>
+        </w:rPr>
+        <w:lastRenderedPageBreak/>
         <w:t>❌</w:t>
       </w:r>
       <w:r>
         <w:rPr>
-          <w:rFonts w:ascii="Arial Unicode MS" w:eastAsia="Arial Unicode MS" w:hAnsi="Arial Unicode MS" w:cs="Arial Unicode MS"/>
-          <w:kern w:val="0"/>
-          <w:sz w:val="32"/>
-          <w:szCs w:val="32"/>
-          <w:lang w:val="en"/>
-          <w14:ligatures w14:val="none"/>
+          <w:rFonts w:eastAsia="Arial Unicode MS"/>
+          <w:lang w:val="en"/>
         </w:rPr>
         <w:t xml:space="preserve"> Cons</w:t>
       </w:r>
@@ -4068,15 +3957,10 @@
     </w:p>
     <w:p>
       <w:pPr>
-        <w:spacing w:before="280" w:after="120" w:line="276" w:lineRule="auto"/>
-        <w:outlineLvl w:val="1"/>
-        <w:rPr>
-          <w:rFonts w:ascii="Arial" w:eastAsia="Arial" w:hAnsi="Arial" w:cs="Arial"/>
-          <w:kern w:val="0"/>
-          <w:sz w:val="32"/>
-          <w:szCs w:val="32"/>
-          <w:lang w:val="en"/>
-          <w14:ligatures w14:val="none"/>
+        <w:pStyle w:val="Heading2"/>
+        <w:rPr>
+          <w:rFonts w:eastAsia="Arial"/>
+          <w:lang w:val="en"/>
         </w:rPr>
       </w:pPr>
       <w:bookmarkStart w:id="9" w:name="_eugmo4ss32jc" w:colFirst="0" w:colLast="0"/>
@@ -4084,22 +3968,14 @@
       <w:r>
         <w:rPr>
           <w:rFonts w:ascii="Segoe UI Emoji" w:eastAsia="Arial" w:hAnsi="Segoe UI Emoji" w:cs="Segoe UI Emoji"/>
-          <w:kern w:val="0"/>
-          <w:sz w:val="32"/>
-          <w:szCs w:val="32"/>
-          <w:lang w:val="en"/>
-          <w14:ligatures w14:val="none"/>
+          <w:lang w:val="en"/>
         </w:rPr>
         <w:t>🏷️</w:t>
       </w:r>
       <w:r>
         <w:rPr>
-          <w:rFonts w:ascii="Arial" w:eastAsia="Arial" w:hAnsi="Arial" w:cs="Arial"/>
-          <w:kern w:val="0"/>
-          <w:sz w:val="32"/>
-          <w:szCs w:val="32"/>
-          <w:lang w:val="en"/>
-          <w14:ligatures w14:val="none"/>
+          <w:rFonts w:eastAsia="Arial"/>
+          <w:lang w:val="en"/>
         </w:rPr>
         <w:t xml:space="preserve"> Popular Brands/Models</w:t>
       </w:r>
@@ -4741,15 +4617,10 @@
     </w:p>
     <w:p>
       <w:pPr>
-        <w:spacing w:before="280" w:after="120" w:line="276" w:lineRule="auto"/>
-        <w:outlineLvl w:val="1"/>
-        <w:rPr>
-          <w:rFonts w:ascii="Arial" w:eastAsia="Arial" w:hAnsi="Arial" w:cs="Arial"/>
-          <w:kern w:val="0"/>
-          <w:sz w:val="32"/>
-          <w:szCs w:val="32"/>
-          <w:lang w:val="en"/>
-          <w14:ligatures w14:val="none"/>
+        <w:pStyle w:val="Heading2"/>
+        <w:rPr>
+          <w:rFonts w:eastAsia="Arial"/>
+          <w:lang w:val="en"/>
         </w:rPr>
       </w:pPr>
       <w:bookmarkStart w:id="10" w:name="_nxfpkzmkxswa" w:colFirst="0" w:colLast="0"/>
@@ -4757,22 +4628,15 @@
       <w:r>
         <w:rPr>
           <w:rFonts w:ascii="Segoe UI Emoji" w:eastAsia="Arial" w:hAnsi="Segoe UI Emoji" w:cs="Segoe UI Emoji"/>
-          <w:kern w:val="0"/>
-          <w:sz w:val="32"/>
-          <w:szCs w:val="32"/>
-          <w:lang w:val="en"/>
-          <w14:ligatures w14:val="none"/>
-        </w:rPr>
+          <w:lang w:val="en"/>
+        </w:rPr>
+        <w:lastRenderedPageBreak/>
         <w:t>📌</w:t>
       </w:r>
       <w:r>
         <w:rPr>
-          <w:rFonts w:ascii="Arial" w:eastAsia="Arial" w:hAnsi="Arial" w:cs="Arial"/>
-          <w:kern w:val="0"/>
-          <w:sz w:val="32"/>
-          <w:szCs w:val="32"/>
-          <w:lang w:val="en"/>
-          <w14:ligatures w14:val="none"/>
+          <w:rFonts w:eastAsia="Arial"/>
+          <w:lang w:val="en"/>
         </w:rPr>
         <w:t xml:space="preserve"> Summary</w:t>
       </w:r>
@@ -6233,7 +6097,6 @@
     <w:next w:val="Normal"/>
     <w:link w:val="Heading2Char"/>
     <w:uiPriority w:val="9"/>
-    <w:semiHidden/>
     <w:unhideWhenUsed/>
     <w:qFormat/>
     <w:rsid w:val="006849F3"/>
@@ -6450,7 +6313,6 @@
     <w:basedOn w:val="DefaultParagraphFont"/>
     <w:link w:val="Heading2"/>
     <w:uiPriority w:val="9"/>
-    <w:semiHidden/>
     <w:rsid w:val="006849F3"/>
     <w:rPr>
       <w:rFonts w:asciiTheme="majorHAnsi" w:eastAsiaTheme="majorEastAsia" w:hAnsiTheme="majorHAnsi" w:cstheme="majorBidi"/>
